--- a/new_version.docx
+++ b/new_version.docx
@@ -20,7 +20,7 @@
           <w:sz w:val="28"/>
           <w:szCs w:val="28"/>
         </w:rPr>
-        <w:t>Что сделали</w:t>
+        <w:t>Кредитный калькулятор</w:t>
       </w:r>
     </w:p>
     <w:p>
